--- a/public/assets/resume/Ferry-Khusnil-Arief-Full-Stack-Developer.docx
+++ b/public/assets/resume/Ferry-Khusnil-Arief-Full-Stack-Developer.docx
@@ -40,7 +40,7 @@
       </w:pPr>
       <w:r>
         <w:rPr/>
-        <w:t xml:space="preserve">Lampung, Indonesia | 083199837037 | </w:t>
+        <w:t xml:space="preserve">Lampung, Indonesia | 087790239132 | </w:t>
       </w:r>
       <w:hyperlink r:id="rId2">
         <w:r>
